--- a/Job Hunt 2026/_set-aside/2026-10-14 - Robinson and Casey, PLLC - Director Of Marketing Strategy/Job Description & Company Research - Robinson and Casey, PLLC.docx
+++ b/Job Hunt 2026/_set-aside/2026-10-14 - Robinson and Casey, PLLC - Director Of Marketing Strategy/Job Description & Company Research - Robinson and Casey, PLLC.docx
@@ -44,7 +44,7 @@
         </w:rPr>
         <w:t xml:space="preserve">APPLY:  </w:t>
       </w:r>
-      <w:hyperlink w:history="1" r:id="rIdccuixbky_pv0djs_vpheu">
+      <w:hyperlink w:history="1" r:id="rIdvaobna6arffmubztlm0ng">
         <w:r>
           <w:rPr>
             <w:rFonts w:ascii="Calibri" w:cs="Calibri" w:eastAsia="Calibri" w:hAnsi="Calibri"/>
@@ -2219,7 +2219,7 @@
         </w:rPr>
         <w:t xml:space="preserve">Reddit could not be searched for this sheet: Reddit blocks the automated search Claude uses. Open the link to read what people say there. </w:t>
       </w:r>
-      <w:hyperlink w:history="1" r:id="rIdgjwjq_kacfav3obpeva5q">
+      <w:hyperlink w:history="1" r:id="rIdyxjhjxgbcixiyoxr-rfqx">
         <w:r>
           <w:rPr>
             <w:rFonts w:ascii="Calibri" w:cs="Calibri" w:eastAsia="Calibri" w:hAnsi="Calibri"/>
@@ -2294,7 +2294,7 @@
         </w:rPr>
         <w:t xml:space="preserve"> </w:t>
       </w:r>
-      <w:hyperlink w:history="1" r:id="rIdwpqcr3u7nev5_wh7kl2za">
+      <w:hyperlink w:history="1" r:id="rIdjapl5izqprmd87d5ozl7e">
         <w:r>
           <w:rPr>
             <w:rFonts w:ascii="Calibri" w:cs="Calibri" w:eastAsia="Calibri" w:hAnsi="Calibri"/>
@@ -2314,7 +2314,7 @@
         </w:rPr>
         <w:t xml:space="preserve"> </w:t>
       </w:r>
-      <w:hyperlink w:history="1" r:id="rIdw3jyfmwld0uoc_gwtupze">
+      <w:hyperlink w:history="1" r:id="rIdn1tga9exsq5t4rryacltx">
         <w:r>
           <w:rPr>
             <w:rFonts w:ascii="Calibri" w:cs="Calibri" w:eastAsia="Calibri" w:hAnsi="Calibri"/>
@@ -2334,7 +2334,7 @@
         </w:rPr>
         <w:t xml:space="preserve"> </w:t>
       </w:r>
-      <w:hyperlink w:history="1" r:id="rIdw49qbrz5qg3qeqqa26wl4">
+      <w:hyperlink w:history="1" r:id="rIdqgacudtqzppdwwcxbo8e0">
         <w:r>
           <w:rPr>
             <w:rFonts w:ascii="Calibri" w:cs="Calibri" w:eastAsia="Calibri" w:hAnsi="Calibri"/>
@@ -2373,7 +2373,7 @@
         </w:rPr>
         <w:t xml:space="preserve"> </w:t>
       </w:r>
-      <w:hyperlink w:history="1" r:id="rId36ilccwozsyxjipu1tgkg">
+      <w:hyperlink w:history="1" r:id="rIdnwxqcqz3vtrravkas5ypp">
         <w:r>
           <w:rPr>
             <w:rFonts w:ascii="Calibri" w:cs="Calibri" w:eastAsia="Calibri" w:hAnsi="Calibri"/>
@@ -2412,7 +2412,7 @@
         </w:rPr>
         <w:t xml:space="preserve"> </w:t>
       </w:r>
-      <w:hyperlink w:history="1" r:id="rIdllispsh8wtcatndg1pt3x">
+      <w:hyperlink w:history="1" r:id="rIdkfro6klv6vvedhqm3tmxo">
         <w:r>
           <w:rPr>
             <w:rFonts w:ascii="Calibri" w:cs="Calibri" w:eastAsia="Calibri" w:hAnsi="Calibri"/>
@@ -2432,7 +2432,7 @@
         </w:rPr>
         <w:t xml:space="preserve"> </w:t>
       </w:r>
-      <w:hyperlink w:history="1" r:id="rIdnv7h5lfhcmqns9dmpzpqp">
+      <w:hyperlink w:history="1" r:id="rIdb2wi21eqkkw2aibzpn9us">
         <w:r>
           <w:rPr>
             <w:rFonts w:ascii="Calibri" w:cs="Calibri" w:eastAsia="Calibri" w:hAnsi="Calibri"/>
@@ -2452,7 +2452,7 @@
         </w:rPr>
         <w:t xml:space="preserve"> </w:t>
       </w:r>
-      <w:hyperlink w:history="1" r:id="rIdmuh3ir9dbwp9jntm5ejfl">
+      <w:hyperlink w:history="1" r:id="rIdth6nhs7kwlncu9w9gzut7">
         <w:r>
           <w:rPr>
             <w:rFonts w:ascii="Calibri" w:cs="Calibri" w:eastAsia="Calibri" w:hAnsi="Calibri"/>
@@ -2472,7 +2472,7 @@
         </w:rPr>
         <w:t xml:space="preserve"> </w:t>
       </w:r>
-      <w:hyperlink w:history="1" r:id="rId-anesqlxpw2ets7ivi0ub">
+      <w:hyperlink w:history="1" r:id="rIdacfyxvl143b5krwddps0t">
         <w:r>
           <w:rPr>
             <w:rFonts w:ascii="Calibri" w:cs="Calibri" w:eastAsia="Calibri" w:hAnsi="Calibri"/>
@@ -2511,7 +2511,7 @@
         </w:rPr>
         <w:t xml:space="preserve"> </w:t>
       </w:r>
-      <w:hyperlink w:history="1" r:id="rIdsa0r6z8zrj5u_csyfjjmw">
+      <w:hyperlink w:history="1" r:id="rId9mqednznzpufj6qg_wb6l">
         <w:r>
           <w:rPr>
             <w:rFonts w:ascii="Calibri" w:cs="Calibri" w:eastAsia="Calibri" w:hAnsi="Calibri"/>
@@ -2531,7 +2531,7 @@
         </w:rPr>
         <w:t xml:space="preserve"> </w:t>
       </w:r>
-      <w:hyperlink w:history="1" r:id="rIdhbdqaf2jcrpl04pbyxdha">
+      <w:hyperlink w:history="1" r:id="rIdcykgzm71sozbuorswf0fw">
         <w:r>
           <w:rPr>
             <w:rFonts w:ascii="Calibri" w:cs="Calibri" w:eastAsia="Calibri" w:hAnsi="Calibri"/>
@@ -2570,7 +2570,7 @@
         </w:rPr>
         <w:t xml:space="preserve"> </w:t>
       </w:r>
-      <w:hyperlink w:history="1" r:id="rIdurxu7gou-8uwsg-jzqswp">
+      <w:hyperlink w:history="1" r:id="rIdegybihhzlkgy9loecvzgs">
         <w:r>
           <w:rPr>
             <w:rFonts w:ascii="Calibri" w:cs="Calibri" w:eastAsia="Calibri" w:hAnsi="Calibri"/>
@@ -2590,7 +2590,7 @@
         </w:rPr>
         <w:t xml:space="preserve"> </w:t>
       </w:r>
-      <w:hyperlink w:history="1" r:id="rIdck8n6lu-q5idsvdqnyczj">
+      <w:hyperlink w:history="1" r:id="rIdbs9oxnz6rqmf5wlizcnam">
         <w:r>
           <w:rPr>
             <w:rFonts w:ascii="Calibri" w:cs="Calibri" w:eastAsia="Calibri" w:hAnsi="Calibri"/>
@@ -2610,7 +2610,7 @@
         </w:rPr>
         <w:t xml:space="preserve"> </w:t>
       </w:r>
-      <w:hyperlink w:history="1" r:id="rId4qzjrvmoawz7rpv7zbstr">
+      <w:hyperlink w:history="1" r:id="rIddc4ckairc7exmmu-7_xxp">
         <w:r>
           <w:rPr>
             <w:rFonts w:ascii="Calibri" w:cs="Calibri" w:eastAsia="Calibri" w:hAnsi="Calibri"/>
@@ -2649,7 +2649,7 @@
         </w:rPr>
         <w:t xml:space="preserve"> </w:t>
       </w:r>
-      <w:hyperlink w:history="1" r:id="rIdxwiqgid4amaxcyaijnyoz">
+      <w:hyperlink w:history="1" r:id="rIdkmljvb8jrvncna5z96rqe">
         <w:r>
           <w:rPr>
             <w:rFonts w:ascii="Calibri" w:cs="Calibri" w:eastAsia="Calibri" w:hAnsi="Calibri"/>
@@ -2669,7 +2669,7 @@
         </w:rPr>
         <w:t xml:space="preserve"> </w:t>
       </w:r>
-      <w:hyperlink w:history="1" r:id="rId1rwl_bdvmpb6jirys-5ms">
+      <w:hyperlink w:history="1" r:id="rIdcahjytkgp3e1n5inc9gw2">
         <w:r>
           <w:rPr>
             <w:rFonts w:ascii="Calibri" w:cs="Calibri" w:eastAsia="Calibri" w:hAnsi="Calibri"/>
@@ -2724,7 +2724,7 @@
         </w:rPr>
         <w:t xml:space="preserve"> </w:t>
       </w:r>
-      <w:hyperlink w:history="1" r:id="rIdvzhcqlx0xhse6qdpg_tbv">
+      <w:hyperlink w:history="1" r:id="rIdfostbfwt8u93vtjr5qkqq">
         <w:r>
           <w:rPr>
             <w:rFonts w:ascii="Calibri" w:cs="Calibri" w:eastAsia="Calibri" w:hAnsi="Calibri"/>
@@ -2744,7 +2744,7 @@
         </w:rPr>
         <w:t xml:space="preserve"> </w:t>
       </w:r>
-      <w:hyperlink w:history="1" r:id="rId21lrirxybrtejssrnuz3d">
+      <w:hyperlink w:history="1" r:id="rIdz0tnrd08w7nruwx4g7-z_">
         <w:r>
           <w:rPr>
             <w:rFonts w:ascii="Calibri" w:cs="Calibri" w:eastAsia="Calibri" w:hAnsi="Calibri"/>
@@ -2783,7 +2783,7 @@
         </w:rPr>
         <w:t xml:space="preserve"> </w:t>
       </w:r>
-      <w:hyperlink w:history="1" r:id="rIdvbcsvt__w2anxei6qes1n">
+      <w:hyperlink w:history="1" r:id="rId-q4huwml5ezuijcjpkzt3">
         <w:r>
           <w:rPr>
             <w:rFonts w:ascii="Calibri" w:cs="Calibri" w:eastAsia="Calibri" w:hAnsi="Calibri"/>
@@ -2803,7 +2803,7 @@
         </w:rPr>
         <w:t xml:space="preserve"> </w:t>
       </w:r>
-      <w:hyperlink w:history="1" r:id="rIdqkcfrkqx8u_1pzt7lyrp8">
+      <w:hyperlink w:history="1" r:id="rIdi_cvia-w9xhbgfdtg2lt8">
         <w:r>
           <w:rPr>
             <w:rFonts w:ascii="Calibri" w:cs="Calibri" w:eastAsia="Calibri" w:hAnsi="Calibri"/>
@@ -2823,7 +2823,7 @@
         </w:rPr>
         <w:t xml:space="preserve"> </w:t>
       </w:r>
-      <w:hyperlink w:history="1" r:id="rId3o6g0oknfhlrtidpkrfri">
+      <w:hyperlink w:history="1" r:id="rIdnlxd2uxs7tenl5ar-bqlo">
         <w:r>
           <w:rPr>
             <w:rFonts w:ascii="Calibri" w:cs="Calibri" w:eastAsia="Calibri" w:hAnsi="Calibri"/>
@@ -2843,7 +2843,7 @@
         </w:rPr>
         <w:t xml:space="preserve"> </w:t>
       </w:r>
-      <w:hyperlink w:history="1" r:id="rIdo6a98uxdx-0jundyw7ww_">
+      <w:hyperlink w:history="1" r:id="rIdtuv3jpgdvhe32ojwd7mh3">
         <w:r>
           <w:rPr>
             <w:rFonts w:ascii="Calibri" w:cs="Calibri" w:eastAsia="Calibri" w:hAnsi="Calibri"/>
@@ -2882,7 +2882,7 @@
         </w:rPr>
         <w:t xml:space="preserve"> </w:t>
       </w:r>
-      <w:hyperlink w:history="1" r:id="rIdcjhym_vyenktgzni2ernh">
+      <w:hyperlink w:history="1" r:id="rIdjtsf9slghreboiqxe1apv">
         <w:r>
           <w:rPr>
             <w:rFonts w:ascii="Calibri" w:cs="Calibri" w:eastAsia="Calibri" w:hAnsi="Calibri"/>
@@ -2902,7 +2902,7 @@
         </w:rPr>
         <w:t xml:space="preserve"> </w:t>
       </w:r>
-      <w:hyperlink w:history="1" r:id="rIdldb1mguqgd_xj3hiwws1m">
+      <w:hyperlink w:history="1" r:id="rIdgv0vyjhfv-hu89y1szbot">
         <w:r>
           <w:rPr>
             <w:rFonts w:ascii="Calibri" w:cs="Calibri" w:eastAsia="Calibri" w:hAnsi="Calibri"/>
@@ -2941,7 +2941,7 @@
         </w:rPr>
         <w:t xml:space="preserve"> </w:t>
       </w:r>
-      <w:hyperlink w:history="1" r:id="rIdphl4r5ldgsa8ld5jhkmns">
+      <w:hyperlink w:history="1" r:id="rIddbvkq7lpzbhwcyerqa8pg">
         <w:r>
           <w:rPr>
             <w:rFonts w:ascii="Calibri" w:cs="Calibri" w:eastAsia="Calibri" w:hAnsi="Calibri"/>
@@ -2961,7 +2961,7 @@
         </w:rPr>
         <w:t xml:space="preserve"> </w:t>
       </w:r>
-      <w:hyperlink w:history="1" r:id="rIdseegjmq2wjlp4ti2n0qup">
+      <w:hyperlink w:history="1" r:id="rIdjwvziusjzgzrv6eqjzf80">
         <w:r>
           <w:rPr>
             <w:rFonts w:ascii="Calibri" w:cs="Calibri" w:eastAsia="Calibri" w:hAnsi="Calibri"/>
@@ -2981,7 +2981,7 @@
         </w:rPr>
         <w:t xml:space="preserve"> </w:t>
       </w:r>
-      <w:hyperlink w:history="1" r:id="rIdedbdfkxp8tbrnw8kgu2xt">
+      <w:hyperlink w:history="1" r:id="rIdmlcxjc52msaevd32qlxiu">
         <w:r>
           <w:rPr>
             <w:rFonts w:ascii="Calibri" w:cs="Calibri" w:eastAsia="Calibri" w:hAnsi="Calibri"/>
@@ -3020,7 +3020,7 @@
         </w:rPr>
         <w:t xml:space="preserve"> </w:t>
       </w:r>
-      <w:hyperlink w:history="1" r:id="rIdbhxmmptivvewnt-tgmiia">
+      <w:hyperlink w:history="1" r:id="rId533jonh7isvrg1kctaa78">
         <w:r>
           <w:rPr>
             <w:rFonts w:ascii="Calibri" w:cs="Calibri" w:eastAsia="Calibri" w:hAnsi="Calibri"/>
@@ -3040,7 +3040,7 @@
         </w:rPr>
         <w:t xml:space="preserve"> </w:t>
       </w:r>
-      <w:hyperlink w:history="1" r:id="rIdxuhnijatccgkllvzmt23p">
+      <w:hyperlink w:history="1" r:id="rIdl-vffz3a-yxfg3t6asgng">
         <w:r>
           <w:rPr>
             <w:rFonts w:ascii="Calibri" w:cs="Calibri" w:eastAsia="Calibri" w:hAnsi="Calibri"/>
@@ -3060,7 +3060,7 @@
         </w:rPr>
         <w:t xml:space="preserve"> </w:t>
       </w:r>
-      <w:hyperlink w:history="1" r:id="rIdxcjy1svysyft1pv_0jjgj">
+      <w:hyperlink w:history="1" r:id="rId6zoneelqf6tehjjrsza74">
         <w:r>
           <w:rPr>
             <w:rFonts w:ascii="Calibri" w:cs="Calibri" w:eastAsia="Calibri" w:hAnsi="Calibri"/>
@@ -3080,7 +3080,7 @@
         </w:rPr>
         <w:t xml:space="preserve"> </w:t>
       </w:r>
-      <w:hyperlink w:history="1" r:id="rId5fjdl2qwpngzyoctcwuog">
+      <w:hyperlink w:history="1" r:id="rIdy-4q9ehkgvjweyhsatkw2">
         <w:r>
           <w:rPr>
             <w:rFonts w:ascii="Calibri" w:cs="Calibri" w:eastAsia="Calibri" w:hAnsi="Calibri"/>
@@ -3119,7 +3119,7 @@
         </w:rPr>
         <w:t xml:space="preserve"> </w:t>
       </w:r>
-      <w:hyperlink w:history="1" r:id="rId-96b6qpn6f2bkyouxypca">
+      <w:hyperlink w:history="1" r:id="rId2kyht32zcap0n2pqtkf9t">
         <w:r>
           <w:rPr>
             <w:rFonts w:ascii="Calibri" w:cs="Calibri" w:eastAsia="Calibri" w:hAnsi="Calibri"/>
@@ -3139,7 +3139,7 @@
         </w:rPr>
         <w:t xml:space="preserve"> </w:t>
       </w:r>
-      <w:hyperlink w:history="1" r:id="rIdkpm4vrfu2w1qqdjhhquxj">
+      <w:hyperlink w:history="1" r:id="rIdanlc3tokgg0aypq_dwuix">
         <w:r>
           <w:rPr>
             <w:rFonts w:ascii="Calibri" w:cs="Calibri" w:eastAsia="Calibri" w:hAnsi="Calibri"/>
@@ -3159,7 +3159,7 @@
         </w:rPr>
         <w:t xml:space="preserve"> </w:t>
       </w:r>
-      <w:hyperlink w:history="1" r:id="rIdni7c5zupqbujnz75n6ql_">
+      <w:hyperlink w:history="1" r:id="rIdl5ivdyuh0mr3vhhkoofko">
         <w:r>
           <w:rPr>
             <w:rFonts w:ascii="Calibri" w:cs="Calibri" w:eastAsia="Calibri" w:hAnsi="Calibri"/>
@@ -3198,7 +3198,7 @@
         </w:rPr>
         <w:t xml:space="preserve"> </w:t>
       </w:r>
-      <w:hyperlink w:history="1" r:id="rIdk2rem4wbfeqatzm0mypup">
+      <w:hyperlink w:history="1" r:id="rId3bo-tzukvjjjjn88vw07c">
         <w:r>
           <w:rPr>
             <w:rFonts w:ascii="Calibri" w:cs="Calibri" w:eastAsia="Calibri" w:hAnsi="Calibri"/>
@@ -3417,7 +3417,7 @@
         </w:numPr>
         <w:spacing w:after="50" w:line="259"/>
       </w:pPr>
-      <w:hyperlink w:history="1" r:id="rIdbnkila2onodbig8oxz3xt">
+      <w:hyperlink w:history="1" r:id="rIdzllzsawii4m3vgh3w7gdo">
         <w:r>
           <w:rPr>
             <w:rFonts w:ascii="Calibri" w:cs="Calibri" w:eastAsia="Calibri" w:hAnsi="Calibri"/>
@@ -3448,7 +3448,7 @@
         </w:numPr>
         <w:spacing w:after="50" w:line="259"/>
       </w:pPr>
-      <w:hyperlink w:history="1" r:id="rIdv1flsnucq5wnuzzxq0aie">
+      <w:hyperlink w:history="1" r:id="rId5nt1iicpo1bynf1bxflgf">
         <w:r>
           <w:rPr>
             <w:rFonts w:ascii="Calibri" w:cs="Calibri" w:eastAsia="Calibri" w:hAnsi="Calibri"/>
@@ -3479,7 +3479,7 @@
         </w:numPr>
         <w:spacing w:after="50" w:line="259"/>
       </w:pPr>
-      <w:hyperlink w:history="1" r:id="rIdhp7ob_mnkkpbfezsvyt3t">
+      <w:hyperlink w:history="1" r:id="rIdbu5fgcii0v8lkg5n_w0rb">
         <w:r>
           <w:rPr>
             <w:rFonts w:ascii="Calibri" w:cs="Calibri" w:eastAsia="Calibri" w:hAnsi="Calibri"/>
@@ -3510,7 +3510,7 @@
         </w:numPr>
         <w:spacing w:after="50" w:line="259"/>
       </w:pPr>
-      <w:hyperlink w:history="1" r:id="rIdpxkb0dm9m6iu1eoduv5ki">
+      <w:hyperlink w:history="1" r:id="rIdp32j4fdpe5fuaefbsejfr">
         <w:r>
           <w:rPr>
             <w:rFonts w:ascii="Calibri" w:cs="Calibri" w:eastAsia="Calibri" w:hAnsi="Calibri"/>
@@ -3541,7 +3541,7 @@
         </w:numPr>
         <w:spacing w:after="50" w:line="259"/>
       </w:pPr>
-      <w:hyperlink w:history="1" r:id="rIdn74eklu2bkofe9bfhokxr">
+      <w:hyperlink w:history="1" r:id="rIdasyvdzfxftkjx8cnhlw6w">
         <w:r>
           <w:rPr>
             <w:rFonts w:ascii="Calibri" w:cs="Calibri" w:eastAsia="Calibri" w:hAnsi="Calibri"/>
@@ -3572,7 +3572,7 @@
         </w:numPr>
         <w:spacing w:after="50" w:line="259"/>
       </w:pPr>
-      <w:hyperlink w:history="1" r:id="rId9d_ryvdyqahw8__rno_iz">
+      <w:hyperlink w:history="1" r:id="rIdwa9vs1rz7siluqhehpki5">
         <w:r>
           <w:rPr>
             <w:rFonts w:ascii="Calibri" w:cs="Calibri" w:eastAsia="Calibri" w:hAnsi="Calibri"/>
@@ -3603,7 +3603,7 @@
         </w:numPr>
         <w:spacing w:after="50" w:line="259"/>
       </w:pPr>
-      <w:hyperlink w:history="1" r:id="rIdqp8jtkpnddmko7zk1fo_0">
+      <w:hyperlink w:history="1" r:id="rId-qukk7r4igjxb48zk1n7e">
         <w:r>
           <w:rPr>
             <w:rFonts w:ascii="Calibri" w:cs="Calibri" w:eastAsia="Calibri" w:hAnsi="Calibri"/>
@@ -3634,7 +3634,7 @@
         </w:numPr>
         <w:spacing w:after="50" w:line="259"/>
       </w:pPr>
-      <w:hyperlink w:history="1" r:id="rId102cvdjsxumuvpvy_inok">
+      <w:hyperlink w:history="1" r:id="rId2pimph8swfnwtrojaeppz">
         <w:r>
           <w:rPr>
             <w:rFonts w:ascii="Calibri" w:cs="Calibri" w:eastAsia="Calibri" w:hAnsi="Calibri"/>
@@ -3665,7 +3665,7 @@
         </w:numPr>
         <w:spacing w:after="50" w:line="259"/>
       </w:pPr>
-      <w:hyperlink w:history="1" r:id="rIdpnlpgjn7y7knwcodybxwi">
+      <w:hyperlink w:history="1" r:id="rIdlnerqecp3py9kzectsdfv">
         <w:r>
           <w:rPr>
             <w:rFonts w:ascii="Calibri" w:cs="Calibri" w:eastAsia="Calibri" w:hAnsi="Calibri"/>
@@ -3696,7 +3696,7 @@
         </w:numPr>
         <w:spacing w:after="50" w:line="259"/>
       </w:pPr>
-      <w:hyperlink w:history="1" r:id="rIdoanh6gtbyhii43jxm-cwk">
+      <w:hyperlink w:history="1" r:id="rIdz2z9fluyex_1wqfgm954n">
         <w:r>
           <w:rPr>
             <w:rFonts w:ascii="Calibri" w:cs="Calibri" w:eastAsia="Calibri" w:hAnsi="Calibri"/>
@@ -3727,7 +3727,7 @@
         </w:numPr>
         <w:spacing w:after="50" w:line="259"/>
       </w:pPr>
-      <w:hyperlink w:history="1" r:id="rIdf_8uu0wtyxazxjawxujho">
+      <w:hyperlink w:history="1" r:id="rId5uvv0y35sw04tjbydxw2l">
         <w:r>
           <w:rPr>
             <w:rFonts w:ascii="Calibri" w:cs="Calibri" w:eastAsia="Calibri" w:hAnsi="Calibri"/>
@@ -3758,7 +3758,7 @@
         </w:numPr>
         <w:spacing w:after="50" w:line="259"/>
       </w:pPr>
-      <w:hyperlink w:history="1" r:id="rId7vn6eudnpw65izjr9mimn">
+      <w:hyperlink w:history="1" r:id="rIdrp8ewm2rslc_8vjfsxawh">
         <w:r>
           <w:rPr>
             <w:rFonts w:ascii="Calibri" w:cs="Calibri" w:eastAsia="Calibri" w:hAnsi="Calibri"/>
@@ -3789,7 +3789,7 @@
         </w:numPr>
         <w:spacing w:after="50" w:line="259"/>
       </w:pPr>
-      <w:hyperlink w:history="1" r:id="rIdpyot8hwvhsynd6dycmy_8">
+      <w:hyperlink w:history="1" r:id="rId4l1aeoaf9nmz2eilixrsr">
         <w:r>
           <w:rPr>
             <w:rFonts w:ascii="Calibri" w:cs="Calibri" w:eastAsia="Calibri" w:hAnsi="Calibri"/>
@@ -3820,7 +3820,7 @@
         </w:numPr>
         <w:spacing w:after="50" w:line="259"/>
       </w:pPr>
-      <w:hyperlink w:history="1" r:id="rIdewkxb7w2mzm8ogky9abcx">
+      <w:hyperlink w:history="1" r:id="rIdmm67q-de7hm0kckk9uwo0">
         <w:r>
           <w:rPr>
             <w:rFonts w:ascii="Calibri" w:cs="Calibri" w:eastAsia="Calibri" w:hAnsi="Calibri"/>
@@ -3851,7 +3851,7 @@
         </w:numPr>
         <w:spacing w:after="50" w:line="259"/>
       </w:pPr>
-      <w:hyperlink w:history="1" r:id="rIdbndn9emvd89idze9vx3d4">
+      <w:hyperlink w:history="1" r:id="rIdtgxcqtwgjgmiv5kmjlfou">
         <w:r>
           <w:rPr>
             <w:rFonts w:ascii="Calibri" w:cs="Calibri" w:eastAsia="Calibri" w:hAnsi="Calibri"/>
@@ -3882,7 +3882,7 @@
         </w:numPr>
         <w:spacing w:after="50" w:line="259"/>
       </w:pPr>
-      <w:hyperlink w:history="1" r:id="rIddph8fbjurqiuwh_oaxpxi">
+      <w:hyperlink w:history="1" r:id="rIdwv7hrk2fmm55a4f5w22jq">
         <w:r>
           <w:rPr>
             <w:rFonts w:ascii="Calibri" w:cs="Calibri" w:eastAsia="Calibri" w:hAnsi="Calibri"/>
@@ -3913,7 +3913,7 @@
         </w:numPr>
         <w:spacing w:after="50" w:line="259"/>
       </w:pPr>
-      <w:hyperlink w:history="1" r:id="rId5imxh8g1h9ajgtpxvag2d">
+      <w:hyperlink w:history="1" r:id="rIdax1z0vblk8uvzm8xrkgvx">
         <w:r>
           <w:rPr>
             <w:rFonts w:ascii="Calibri" w:cs="Calibri" w:eastAsia="Calibri" w:hAnsi="Calibri"/>
@@ -3944,7 +3944,7 @@
         </w:numPr>
         <w:spacing w:after="50" w:line="259"/>
       </w:pPr>
-      <w:hyperlink w:history="1" r:id="rIdwdve9zyl375_jyqiu01dl">
+      <w:hyperlink w:history="1" r:id="rIdgmz0kslmy445toilf4yhq">
         <w:r>
           <w:rPr>
             <w:rFonts w:ascii="Calibri" w:cs="Calibri" w:eastAsia="Calibri" w:hAnsi="Calibri"/>
@@ -3975,7 +3975,7 @@
         </w:numPr>
         <w:spacing w:after="50" w:line="259"/>
       </w:pPr>
-      <w:hyperlink w:history="1" r:id="rIde9o9bdfdaqvil-h_olyca">
+      <w:hyperlink w:history="1" r:id="rIduj37zeinugrchgwa386wa">
         <w:r>
           <w:rPr>
             <w:rFonts w:ascii="Calibri" w:cs="Calibri" w:eastAsia="Calibri" w:hAnsi="Calibri"/>
@@ -4006,7 +4006,7 @@
         </w:numPr>
         <w:spacing w:after="50" w:line="259"/>
       </w:pPr>
-      <w:hyperlink w:history="1" r:id="rIdg1q9jo4ms0pdkn9mfacel">
+      <w:hyperlink w:history="1" r:id="rIdzkefdooa7_e4mbcqr6k3k">
         <w:r>
           <w:rPr>
             <w:rFonts w:ascii="Calibri" w:cs="Calibri" w:eastAsia="Calibri" w:hAnsi="Calibri"/>
@@ -4037,7 +4037,7 @@
         </w:numPr>
         <w:spacing w:after="50" w:line="259"/>
       </w:pPr>
-      <w:hyperlink w:history="1" r:id="rIdiw4x8x33clwrurjrt2abv">
+      <w:hyperlink w:history="1" r:id="rId7lsiopj_67dx1a9eycduk">
         <w:r>
           <w:rPr>
             <w:rFonts w:ascii="Calibri" w:cs="Calibri" w:eastAsia="Calibri" w:hAnsi="Calibri"/>
@@ -4068,7 +4068,7 @@
         </w:numPr>
         <w:spacing w:after="50" w:line="259"/>
       </w:pPr>
-      <w:hyperlink w:history="1" r:id="rIdgchj_zcldsptvx2y1kvkr">
+      <w:hyperlink w:history="1" r:id="rIdyoczqh6yihqldsvy4vdwa">
         <w:r>
           <w:rPr>
             <w:rFonts w:ascii="Calibri" w:cs="Calibri" w:eastAsia="Calibri" w:hAnsi="Calibri"/>
@@ -4099,7 +4099,7 @@
         </w:numPr>
         <w:spacing w:after="50" w:line="259"/>
       </w:pPr>
-      <w:hyperlink w:history="1" r:id="rIdezerz-esl-eufguexdvvw">
+      <w:hyperlink w:history="1" r:id="rIdjjexpa4muo6gumkf4uvxm">
         <w:r>
           <w:rPr>
             <w:rFonts w:ascii="Calibri" w:cs="Calibri" w:eastAsia="Calibri" w:hAnsi="Calibri"/>
@@ -4130,7 +4130,7 @@
         </w:numPr>
         <w:spacing w:after="50" w:line="259"/>
       </w:pPr>
-      <w:hyperlink w:history="1" r:id="rIdok20vkwvo9wmjd0k_-qxc">
+      <w:hyperlink w:history="1" r:id="rId_cyl21dlopxteziabi9oz">
         <w:r>
           <w:rPr>
             <w:rFonts w:ascii="Calibri" w:cs="Calibri" w:eastAsia="Calibri" w:hAnsi="Calibri"/>
@@ -4161,7 +4161,7 @@
         </w:numPr>
         <w:spacing w:after="50" w:line="259"/>
       </w:pPr>
-      <w:hyperlink w:history="1" r:id="rId9oinh6oqxjsoi1zpfpkvf">
+      <w:hyperlink w:history="1" r:id="rIdq1wghzmoxdngr-pfepb8g">
         <w:r>
           <w:rPr>
             <w:rFonts w:ascii="Calibri" w:cs="Calibri" w:eastAsia="Calibri" w:hAnsi="Calibri"/>
@@ -4192,7 +4192,7 @@
         </w:numPr>
         <w:spacing w:after="50" w:line="259"/>
       </w:pPr>
-      <w:hyperlink w:history="1" r:id="rIddrmhy5ssck83oqs7xk9r8">
+      <w:hyperlink w:history="1" r:id="rIdccp79q9jjmrmqfk6e9acg">
         <w:r>
           <w:rPr>
             <w:rFonts w:ascii="Calibri" w:cs="Calibri" w:eastAsia="Calibri" w:hAnsi="Calibri"/>
@@ -4223,7 +4223,7 @@
         </w:numPr>
         <w:spacing w:after="50" w:line="259"/>
       </w:pPr>
-      <w:hyperlink w:history="1" r:id="rIdyhuq8wybhea1tf56ofdv0">
+      <w:hyperlink w:history="1" r:id="rIdqwzufosg14nvdhd21uhz3">
         <w:r>
           <w:rPr>
             <w:rFonts w:ascii="Calibri" w:cs="Calibri" w:eastAsia="Calibri" w:hAnsi="Calibri"/>
@@ -4254,7 +4254,7 @@
         </w:numPr>
         <w:spacing w:after="50" w:line="259"/>
       </w:pPr>
-      <w:hyperlink w:history="1" r:id="rId_ey7goln-6up_hd7kogwj">
+      <w:hyperlink w:history="1" r:id="rId_i3j7qfv4ztpvsjghzm8y">
         <w:r>
           <w:rPr>
             <w:rFonts w:ascii="Calibri" w:cs="Calibri" w:eastAsia="Calibri" w:hAnsi="Calibri"/>
@@ -4285,7 +4285,7 @@
         </w:numPr>
         <w:spacing w:after="50" w:line="259"/>
       </w:pPr>
-      <w:hyperlink w:history="1" r:id="rIdfw6txnpuuofonbnoozqk4">
+      <w:hyperlink w:history="1" r:id="rIdgxvhopsl7sbvjom94aqub">
         <w:r>
           <w:rPr>
             <w:rFonts w:ascii="Calibri" w:cs="Calibri" w:eastAsia="Calibri" w:hAnsi="Calibri"/>
@@ -4316,7 +4316,7 @@
         </w:numPr>
         <w:spacing w:after="50" w:line="259"/>
       </w:pPr>
-      <w:hyperlink w:history="1" r:id="rIdev8ho70ixmkrlrdfj0qwf">
+      <w:hyperlink w:history="1" r:id="rId34exdd5lgzikp4tuqk405">
         <w:r>
           <w:rPr>
             <w:rFonts w:ascii="Calibri" w:cs="Calibri" w:eastAsia="Calibri" w:hAnsi="Calibri"/>
@@ -4347,7 +4347,7 @@
         </w:numPr>
         <w:spacing w:after="50" w:line="259"/>
       </w:pPr>
-      <w:hyperlink w:history="1" r:id="rIdnko_yn3b2ricfcldcqsad">
+      <w:hyperlink w:history="1" r:id="rIdfar7xbpw7yqzqo9ws6pqa">
         <w:r>
           <w:rPr>
             <w:rFonts w:ascii="Calibri" w:cs="Calibri" w:eastAsia="Calibri" w:hAnsi="Calibri"/>
@@ -4378,7 +4378,7 @@
         </w:numPr>
         <w:spacing w:after="50" w:line="259"/>
       </w:pPr>
-      <w:hyperlink w:history="1" r:id="rId4phyuuxhq2xkyc728cbtx">
+      <w:hyperlink w:history="1" r:id="rIdmpqhekyg7lpheulpzzebp">
         <w:r>
           <w:rPr>
             <w:rFonts w:ascii="Calibri" w:cs="Calibri" w:eastAsia="Calibri" w:hAnsi="Calibri"/>
